--- a/EsKrow+_Pitch_Script_TH.docx
+++ b/EsKrow+_Pitch_Script_TH.docx
@@ -1219,7 +1219,7 @@
           <w:szCs w:val="20"/>
           <w:lang w:val="th-TH" w:bidi="th-TH"/>
         </w:rPr>
-        <w:t xml:space="preserve">[สไลด์ 4: 4 ขั้นตอน พร้อมหน้าจอจริงจากเดโม · ถ้าใช้คลิปเดโม 15 วินาที ให้เปิดตอนขั้นที่ 3]</w:t>
+        <w:t xml:space="preserve">[สไลด์ 4: 4 ขั้นตอน พร้อมไอคอน · ถ้าใช้คลิปเดโม 15 วินาที ให้เปิดตอนขั้นที่ 3]</w:t>
       </w:r>
     </w:p>
     <w:p>
@@ -1288,17 +1288,70 @@
           <w:szCs w:val="28"/>
           <w:lang w:val="th-TH" w:bidi="th-TH"/>
         </w:rPr>
-        <w:t xml:space="preserve">ตรวจความเสี่ยงแบบที่มิจฉาชีพปลอมไม่ได้  </w:t>
-      </w:r>
-      <w:r>
-        <w:rPr>
-          <w:rFonts w:ascii="Leelawadee UI" w:hAnsi="Leelawadee UI" w:cs="Leelawadee UI" w:eastAsia="Leelawadee UI"/>
-          <w:color w:val="1A1A1A"/>
-          <w:sz w:val="28"/>
-          <w:szCs w:val="28"/>
-          <w:lang w:val="th-TH" w:bidi="th-TH"/>
-        </w:rPr>
-        <w:t xml:space="preserve">ธนาคารเห็นสิ่งที่คนอื่นไม่เห็น ทั้งอายุบัญชี เงินที่ไหลเข้าออก และประวัติการถูกแจ้งโกง ผู้ขายที่น่าเชื่อถือได้เงินทันที ส่วนผู้ขายที่มีความเสี่ยง เงินจะถูกพักไว้กับธนาคาร ผู้ขายแตะไม่ได้</w:t>
+        <w:t xml:space="preserve">ตรวจความเสี่ยงสองชั้น  </w:t>
+      </w:r>
+      <w:r>
+        <w:br/>
+      </w:r>
+      <w:r>
+        <w:rPr>
+          <w:rFonts w:ascii="Leelawadee UI" w:hAnsi="Leelawadee UI" w:cs="Leelawadee UI" w:eastAsia="Leelawadee UI"/>
+          <w:b/>
+          <w:bCs/>
+          <w:color w:val="1A1A1A"/>
+          <w:sz w:val="28"/>
+          <w:szCs w:val="28"/>
+          <w:lang w:val="th-TH" w:bidi="th-TH"/>
+        </w:rPr>
+        <w:t xml:space="preserve">ชั้นแรก</w:t>
+      </w:r>
+      <w:r>
+        <w:rPr>
+          <w:rFonts w:ascii="Leelawadee UI" w:hAnsi="Leelawadee UI" w:cs="Leelawadee UI" w:eastAsia="Leelawadee UI"/>
+          <w:color w:val="1A1A1A"/>
+          <w:sz w:val="28"/>
+          <w:szCs w:val="28"/>
+          <w:lang w:val="th-TH" w:bidi="th-TH"/>
+        </w:rPr>
+        <w:t xml:space="preserve"> ระบบเช็กสถานะบัญชีของผู้ขายจากระบบหลักของธนาคาร บัญชีที่ถูกอายัดตามคำสั่งหน่วยงานรัฐจะสร้างดีลไม่ได้</w:t>
+      </w:r>
+      <w:r>
+        <w:br/>
+      </w:r>
+      <w:r>
+        <w:rPr>
+          <w:rFonts w:ascii="Leelawadee UI" w:hAnsi="Leelawadee UI" w:cs="Leelawadee UI" w:eastAsia="Leelawadee UI"/>
+          <w:b/>
+          <w:bCs/>
+          <w:color w:val="1A1A1A"/>
+          <w:sz w:val="28"/>
+          <w:szCs w:val="28"/>
+          <w:lang w:val="th-TH" w:bidi="th-TH"/>
+        </w:rPr>
+        <w:t xml:space="preserve">ชั้นที่สอง</w:t>
+      </w:r>
+      <w:r>
+        <w:rPr>
+          <w:rFonts w:ascii="Leelawadee UI" w:hAnsi="Leelawadee UI" w:cs="Leelawadee UI" w:eastAsia="Leelawadee UI"/>
+          <w:color w:val="1A1A1A"/>
+          <w:sz w:val="28"/>
+          <w:szCs w:val="28"/>
+          <w:lang w:val="th-TH" w:bidi="th-TH"/>
+        </w:rPr>
+        <w:t xml:space="preserve"> ธนาคารวิเคราะห์ข้อมูลบัญชีและธุรกรรม เช่น อายุบัญชี และเงินที่ไหลเข้าออกผิดปกติ เพื่อจับบัญชีม้าที่ยังไม่ถูกแจ้ง</w:t>
+      </w:r>
+      <w:r>
+        <w:br/>
+      </w:r>
+      <w:r>
+        <w:rPr>
+          <w:rFonts w:ascii="Leelawadee UI" w:hAnsi="Leelawadee UI" w:cs="Leelawadee UI" w:eastAsia="Leelawadee UI"/>
+          <w:color w:val="1A1A1A"/>
+          <w:sz w:val="28"/>
+          <w:szCs w:val="28"/>
+          <w:lang w:val="th-TH" w:bidi="th-TH"/>
+        </w:rPr>
+        <w:t xml:space="preserve">ไม่ว่าผลจะออกมาอย่างไร เงินของพลอยจะถูกพักไว้กับธนาคารทุกดีล ผู้ขายแตะไม่ได้จนกว่าเธอจะยืนยัน</w:t>
       </w:r>
     </w:p>
     <w:p>
@@ -1362,7 +1415,7 @@
           <w:szCs w:val="28"/>
           <w:lang w:val="th-TH" w:bidi="th-TH"/>
         </w:rPr>
-        <w:t xml:space="preserve">ถ้าทุกอย่างถูกต้อง พลอยกดยืนยัน เงินก็โอนถึงผู้ขายทันที ถ้าเธอไม่ตอบภายใน 48 ชั่วโมง ระบบจะโอนให้ผู้ขายเองอัตโนมัติ แต่ถ้าผู้ขายไม่ส่งเลขพัสดุภายใน 72 ชั่วโมง ดีลจะหมดอายุ และเงินจะกลับคืนให้พลอยเองค่ะ ไม่ต้องมีใครตัดสิน ไม่ต้องโต้เถียงกัน</w:t>
+        <w:t xml:space="preserve">ถ้าทุกอย่างถูกต้อง พลอยกดยืนยัน เงินก็โอนถึงผู้ขายทันที ถ้าเธอไม่ตอบภายใน 24 ชั่วโมง ระบบจะโอนให้ผู้ขายเองอัตโนมัติ แต่ถ้าผู้ขายไม่ส่งเลขพัสดุภายใน 48 ชั่วโมง ดีลจะหมดอายุ และเงินจะกลับคืนให้พลอยเองค่ะ ไม่ต้องมีใครตัดสิน ไม่ต้องโต้เถียงกัน</w:t>
       </w:r>
     </w:p>
     <w:p>
@@ -1497,7 +1550,7 @@
           <w:szCs w:val="28"/>
           <w:lang w:val="th-TH" w:bidi="th-TH"/>
         </w:rPr>
-        <w:t xml:space="preserve"> ผู้ขายที่น่าเชื่อถือได้เงินทันที และดีลที่ธนาคารรับรองจะกลายเป็นเครื่องหมายที่ผู้ซื้อมองหา และเพราะทั้งสองฝั่งต้องเป็นลูกค้าของธนาคาร ทุกดีลที่คุ้มครองจึงพาลูกค้าใหม่เข้ามาด้วย</w:t>
+        <w:t xml:space="preserve"> ดีลที่ธนาคารรับรองจะกลายเป็นเครื่องหมายที่ผู้ซื้อมองหา ผู้ขายสุจริตจึงขายของให้คนแปลกหน้าได้ง่ายขึ้น และเพราะทั้งสองฝั่งต้องเป็นลูกค้าของธนาคาร ทุกดีลที่คุ้มครองจึงพาลูกค้าใหม่เข้ามาด้วย</w:t>
       </w:r>
     </w:p>
     <w:p>
@@ -1514,17 +1567,17 @@
           <w:szCs w:val="28"/>
           <w:lang w:val="th-TH" w:bidi="th-TH"/>
         </w:rPr>
-        <w:t xml:space="preserve">อย่างที่สาม ทุกดีลช่วยให้ระบบจับบัญชีม้าแม่นยำขึ้น</w:t>
-      </w:r>
-      <w:r>
-        <w:rPr>
-          <w:rFonts w:ascii="Leelawadee UI" w:hAnsi="Leelawadee UI" w:cs="Leelawadee UI" w:eastAsia="Leelawadee UI"/>
-          <w:color w:val="1A1A1A"/>
-          <w:sz w:val="28"/>
-          <w:szCs w:val="28"/>
-          <w:lang w:val="th-TH" w:bidi="th-TH"/>
-        </w:rPr>
-        <w:t xml:space="preserve"> เพื่อปกป้องลูกค้าทุกคน</w:t>
+        <w:t xml:space="preserve">อย่างที่สาม ป้องกันการใช้บัญชีม้า</w:t>
+      </w:r>
+      <w:r>
+        <w:rPr>
+          <w:rFonts w:ascii="Leelawadee UI" w:hAnsi="Leelawadee UI" w:cs="Leelawadee UI" w:eastAsia="Leelawadee UI"/>
+          <w:color w:val="1A1A1A"/>
+          <w:sz w:val="28"/>
+          <w:szCs w:val="28"/>
+          <w:lang w:val="th-TH" w:bidi="th-TH"/>
+        </w:rPr>
+        <w:t xml:space="preserve"> ทุกดีลต้องสแกนใบหน้าแบบสดทั้งผู้ซื้อและผู้ขาย บัญชีม้าจึงถูกนำมาใช้ได้ยาก และถ้ามีปัญหา ก็ตามตัวเจ้าของบัญชีตัวจริงได้ง่ายขึ้น</w:t>
       </w:r>
     </w:p>
     <w:p>
@@ -1837,7 +1890,7 @@
           <w:szCs w:val="22"/>
           <w:lang w:val="th-TH" w:bidi="th-TH"/>
         </w:rPr>
-        <w:t xml:space="preserve"> คำตอบเรื่องข้อพิพาท ระยะเวลา 72 และ 48 ชั่วโมง ทำไมไม่แสดงคะแนนความเสี่ยง และฐานทางกฎหมาย อยู่ในไฟล์ system-design.md และ demo idea.md</w:t>
+        <w:t xml:space="preserve"> คำตอบเรื่องข้อพิพาท ระยะเวลา 48 และ 24 ชั่วโมง ทำไมไม่แสดงคะแนนความเสี่ยง และฐานทางกฎหมาย อยู่ในไฟล์ system-design.md และ demo idea.md</w:t>
       </w:r>
     </w:p>
     <w:p>

--- a/EsKrow+_Pitch_Script_TH.docx
+++ b/EsKrow+_Pitch_Script_TH.docx
@@ -1036,7 +1036,7 @@
           <w:szCs w:val="20"/>
           <w:lang w:val="th-TH" w:bidi="th-TH"/>
         </w:rPr>
-        <w:t xml:space="preserve">[สไลด์ 2: โพสต์ในไอจีของร้าน iPhone 15 ราคา 18,000 บาท “โอนก่อน ส่งไว”]</w:t>
+        <w:t xml:space="preserve">[สไลด์ 2: โพสต์ในไอจีของร้าน iPhone 15 ราคา 20,000 บาท “โอนก่อน ส่งไว”]</w:t>
       </w:r>
     </w:p>
     <w:p>
@@ -1051,7 +1051,7 @@
           <w:szCs w:val="28"/>
           <w:lang w:val="th-TH" w:bidi="th-TH"/>
         </w:rPr>
-        <w:t xml:space="preserve">นี่คือพลอยค่ะ อายุ 24 เพิ่งเริ่มงานแรก วันหนึ่งเธอเจอ iPhone 15 ในอินสตาแกรม ราคาแค่ 18,000 บาท ร้านบอกว่า “โอนก่อนนะคะ ส่งของให้วันนี้เลย” พลอยโอนไป… </w:t>
+        <w:t xml:space="preserve">นี่คือพลอยค่ะ อายุ 24 เพิ่งเริ่มงานแรก วันหนึ่งเธอเจอ iPhone 15 ในอินสตาแกรม ราคาแค่ 20,000 บาท ร้านบอกว่า “โอนก่อนนะคะ ส่งของให้วันนี้เลย” พลอยโอนไป… </w:t>
       </w:r>
       <w:r>
         <w:rPr>
@@ -1153,7 +1153,7 @@
           <w:szCs w:val="28"/>
           <w:lang w:val="th-TH" w:bidi="th-TH"/>
         </w:rPr>
-        <w:t xml:space="preserve">ปัญหาคือ ทุกวิธีที่เรามีวันนี้ เกิดขึ้นหลังจากเงินหายไปแล้วทั้งนั้น ทั้งแจ้งความ อายัดบัญชีม้า แล้วก็รอ สำหรับคนเพิ่งเริ่มทำงาน 18,000 บาทคือเงินเดือนเกือบทั้งเดือนค่ะ</w:t>
+        <w:t xml:space="preserve">ปัญหาคือ ทุกวิธีที่เรามีวันนี้ เกิดขึ้นหลังจากเงินหายไปแล้วทั้งนั้น ทั้งแจ้งความ อายัดบัญชีม้า แล้วก็รอ สำหรับคนเพิ่งเริ่มทำงาน 20,000 บาทคือเงินเดือนเกือบทั้งเดือนค่ะ</w:t>
       </w:r>
     </w:p>
     <w:p>
@@ -2717,7 +2717,7 @@
                 <w:szCs w:val="20"/>
                 <w:lang w:val="th-TH" w:bidi="th-TH"/>
               </w:rPr>
-              <w:t xml:space="preserve">18,000 บาทคือเงินเดือนเกือบทั้งเดือน</w:t>
+              <w:t xml:space="preserve">20,000 บาทคือเงินเดือนเกือบทั้งเดือน</w:t>
             </w:r>
           </w:p>
         </w:tc>
